--- a/public/tours/domestic/north_india/itineraries/6 Days Kashmir Delight.docx
+++ b/public/tours/domestic/north_india/itineraries/6 Days Kashmir Delight.docx
@@ -1,6 +1,6 @@
 
 <file path=word/document.xml><?xml version="1.0" encoding="utf-8"?>
-<w:document xmlns:wpc="http://schemas.microsoft.com/office/word/2010/wordprocessingCanvas" xmlns:cx="http://schemas.microsoft.com/office/drawing/2014/chartex" xmlns:cx1="http://schemas.microsoft.com/office/drawing/2015/9/8/chartex" xmlns:cx2="http://schemas.microsoft.com/office/drawing/2015/10/21/chartex" xmlns:cx3="http://schemas.microsoft.com/office/drawing/2016/5/9/chartex" xmlns:cx4="http://schemas.microsoft.com/office/drawing/2016/5/10/chartex" xmlns:cx5="http://schemas.microsoft.com/office/drawing/2016/5/11/chartex" xmlns:cx6="http://schemas.microsoft.com/office/drawing/2016/5/12/chartex" xmlns:cx7="http://schemas.microsoft.com/office/drawing/2016/5/13/chartex" xmlns:cx8="http://schemas.microsoft.com/office/drawing/2016/5/14/chartex" xmlns:mc="http://schemas.openxmlformats.org/markup-compatibility/2006" xmlns:aink="http://schemas.microsoft.com/office/drawing/2016/ink" xmlns:am3d="http://schemas.microsoft.com/office/drawing/2017/model3d" xmlns:o="urn:schemas-microsoft-com:office:office" xmlns:oel="http://schemas.microsoft.com/office/2019/extlst" xmlns:r="http://schemas.openxmlformats.org/officeDocument/2006/relationships" xmlns:m="http://schemas.openxmlformats.org/officeDocument/2006/math" xmlns:v="urn:schemas-microsoft-com:vml" xmlns:wp14="http://schemas.microsoft.com/office/word/2010/wordprocessingDrawing" xmlns:wp="http://schemas.openxmlformats.org/drawingml/2006/wordprocessingDrawing" xmlns:w10="urn:schemas-microsoft-com:office:word" xmlns:w="http://schemas.openxmlformats.org/wordprocessingml/2006/main" xmlns:w14="http://schemas.microsoft.com/office/word/2010/wordml" xmlns:w15="http://schemas.microsoft.com/office/word/2012/wordml" xmlns:w16cex="http://schemas.microsoft.com/office/word/2018/wordml/cex" xmlns:w16cid="http://schemas.microsoft.com/office/word/2016/wordml/cid" xmlns:w16="http://schemas.microsoft.com/office/word/2018/wordml" xmlns:w16du="http://schemas.microsoft.com/office/word/2023/wordml/word16du" xmlns:w16sdtdh="http://schemas.microsoft.com/office/word/2020/wordml/sdtdatahash" xmlns:w16sdtfl="http://schemas.microsoft.com/office/word/2024/wordml/sdtformatlock" xmlns:w16se="http://schemas.microsoft.com/office/word/2015/wordml/symex" xmlns:wpg="http://schemas.microsoft.com/office/word/2010/wordprocessingGroup" xmlns:wpi="http://schemas.microsoft.com/office/word/2010/wordprocessingInk" xmlns:wne="http://schemas.microsoft.com/office/word/2006/wordml" xmlns:wps="http://schemas.microsoft.com/office/word/2010/wordprocessingShape" mc:Ignorable="w14 w15 w16se w16cid w16 w16cex w16sdtdh w16sdtfl w16du wp14">
+<w:document xmlns:wpc="http://schemas.microsoft.com/office/word/2010/wordprocessingCanvas" xmlns:cx="http://schemas.microsoft.com/office/drawing/2014/chartex" xmlns:cx1="http://schemas.microsoft.com/office/drawing/2015/9/8/chartex" xmlns:cx2="http://schemas.microsoft.com/office/drawing/2015/10/21/chartex" xmlns:cx3="http://schemas.microsoft.com/office/drawing/2016/5/9/chartex" xmlns:cx4="http://schemas.microsoft.com/office/drawing/2016/5/10/chartex" xmlns:cx5="http://schemas.microsoft.com/office/drawing/2016/5/11/chartex" xmlns:cx6="http://schemas.microsoft.com/office/drawing/2016/5/12/chartex" xmlns:cx7="http://schemas.microsoft.com/office/drawing/2016/5/13/chartex" xmlns:cx8="http://schemas.microsoft.com/office/drawing/2016/5/14/chartex" xmlns:mc="http://schemas.openxmlformats.org/markup-compatibility/2006" xmlns:aink="http://schemas.microsoft.com/office/drawing/2016/ink" xmlns:am3d="http://schemas.microsoft.com/office/drawing/2017/model3d" xmlns:o="urn:schemas-microsoft-com:office:office" xmlns:r="http://schemas.openxmlformats.org/officeDocument/2006/relationships" xmlns:m="http://schemas.openxmlformats.org/officeDocument/2006/math" xmlns:v="urn:schemas-microsoft-com:vml" xmlns:wp14="http://schemas.microsoft.com/office/word/2010/wordprocessingDrawing" xmlns:wp="http://schemas.openxmlformats.org/drawingml/2006/wordprocessingDrawing" xmlns:w10="urn:schemas-microsoft-com:office:word" xmlns:w="http://schemas.openxmlformats.org/wordprocessingml/2006/main" xmlns:w14="http://schemas.microsoft.com/office/word/2010/wordml" xmlns:w15="http://schemas.microsoft.com/office/word/2012/wordml" xmlns:w16cid="http://schemas.microsoft.com/office/word/2016/wordml/cid" xmlns:w16se="http://schemas.microsoft.com/office/word/2015/wordml/symex" xmlns:wpg="http://schemas.microsoft.com/office/word/2010/wordprocessingGroup" xmlns:wpi="http://schemas.microsoft.com/office/word/2010/wordprocessingInk" xmlns:wne="http://schemas.microsoft.com/office/word/2006/wordml" xmlns:wps="http://schemas.microsoft.com/office/word/2010/wordprocessingShape" mc:Ignorable="w14 w15 w16se w16cid wp14">
   <w:body>
     <w:p>
       <w:pPr>
@@ -26,12 +26,30 @@
           <v:rect id="_x0000_i1025" style="width:0;height:1.5pt" o:hralign="center" o:hrstd="t" o:hr="t" fillcolor="#a0a0a0" stroked="f"/>
         </w:pict>
       </w:r>
-      <w:r>
+    </w:p>
+    <w:p>
+      <w:pPr>
         <w:rPr>
           <w:rFonts w:ascii="Arial" w:hAnsi="Arial" w:cs="Arial"/>
           <w:b/>
           <w:bCs/>
         </w:rPr>
+      </w:pPr>
+    </w:p>
+    <w:p>
+      <w:pPr>
+        <w:rPr>
+          <w:rFonts w:ascii="Arial" w:hAnsi="Arial" w:cs="Arial"/>
+        </w:rPr>
+      </w:pPr>
+      <w:bookmarkStart w:id="0" w:name="_GoBack"/>
+      <w:bookmarkEnd w:id="0"/>
+      <w:r>
+        <w:rPr>
+          <w:rFonts w:ascii="Arial" w:hAnsi="Arial" w:cs="Arial"/>
+          <w:b/>
+          <w:bCs/>
+        </w:rPr>
         <w:t>Overview</w:t>
       </w:r>
     </w:p>
@@ -45,7 +63,35 @@
         <w:rPr>
           <w:rFonts w:ascii="Arial" w:hAnsi="Arial" w:cs="Arial"/>
         </w:rPr>
-        <w:t>This 5 Nights / 6 Days Kashmir Tour offers an enchanting experience of Srinagar, Pahalgam, Gulmarg, and Sonamarg. Guests will enjoy the serene Dal Lake, Mughal gardens, saffron fields, valleys, and snow-covered landscapes. The trip includes comfortable stays at 3-star or 4-star hotels, guided sightseeing, local transfers, and activities like Shikara ride and Gondola ride, ensuring a memorable holiday in the paradise on earth.</w:t>
+        <w:t xml:space="preserve">This 5 Nights / 6 Days Kashmir Tour offers an enchanting experience of Srinagar, </w:t>
+      </w:r>
+      <w:proofErr w:type="spellStart"/>
+      <w:r>
+        <w:rPr>
+          <w:rFonts w:ascii="Arial" w:hAnsi="Arial" w:cs="Arial"/>
+        </w:rPr>
+        <w:t>Pahalgam</w:t>
+      </w:r>
+      <w:proofErr w:type="spellEnd"/>
+      <w:r>
+        <w:rPr>
+          <w:rFonts w:ascii="Arial" w:hAnsi="Arial" w:cs="Arial"/>
+        </w:rPr>
+        <w:t xml:space="preserve">, Gulmarg, and </w:t>
+      </w:r>
+      <w:proofErr w:type="spellStart"/>
+      <w:r>
+        <w:rPr>
+          <w:rFonts w:ascii="Arial" w:hAnsi="Arial" w:cs="Arial"/>
+        </w:rPr>
+        <w:t>Sonamarg</w:t>
+      </w:r>
+      <w:proofErr w:type="spellEnd"/>
+      <w:r>
+        <w:rPr>
+          <w:rFonts w:ascii="Arial" w:hAnsi="Arial" w:cs="Arial"/>
+        </w:rPr>
+        <w:t>. Guests will enjoy the serene Dal Lake, Mughal gardens, saffron fields, valleys, and snow-covered landscapes. The trip includes comfortable stays at 3-star or 4-star hotels, guided sightseeing, local transfers, and activities like Shikara ride and Gondola ride, ensuring a memorable holiday in the paradise on earth.</w:t>
       </w:r>
     </w:p>
     <w:p>
@@ -80,7 +126,35 @@
         <w:rPr>
           <w:rFonts w:ascii="Arial" w:hAnsi="Arial" w:cs="Arial"/>
         </w:rPr>
-        <w:t xml:space="preserve">Explore Srinagar, Pahalgam, Gulmarg, and Sonamarg </w:t>
+        <w:t xml:space="preserve">Explore Srinagar, </w:t>
+      </w:r>
+      <w:proofErr w:type="spellStart"/>
+      <w:r>
+        <w:rPr>
+          <w:rFonts w:ascii="Arial" w:hAnsi="Arial" w:cs="Arial"/>
+        </w:rPr>
+        <w:t>Pahalgam</w:t>
+      </w:r>
+      <w:proofErr w:type="spellEnd"/>
+      <w:r>
+        <w:rPr>
+          <w:rFonts w:ascii="Arial" w:hAnsi="Arial" w:cs="Arial"/>
+        </w:rPr>
+        <w:t xml:space="preserve">, Gulmarg, and </w:t>
+      </w:r>
+      <w:proofErr w:type="spellStart"/>
+      <w:r>
+        <w:rPr>
+          <w:rFonts w:ascii="Arial" w:hAnsi="Arial" w:cs="Arial"/>
+        </w:rPr>
+        <w:t>Sonamarg</w:t>
+      </w:r>
+      <w:proofErr w:type="spellEnd"/>
+      <w:r>
+        <w:rPr>
+          <w:rFonts w:ascii="Arial" w:hAnsi="Arial" w:cs="Arial"/>
+        </w:rPr>
+        <w:t xml:space="preserve"> </w:t>
       </w:r>
     </w:p>
     <w:p>
@@ -134,7 +208,21 @@
         <w:rPr>
           <w:rFonts w:ascii="Arial" w:hAnsi="Arial" w:cs="Arial"/>
         </w:rPr>
-        <w:t xml:space="preserve">Explore valleys in Pahalgam </w:t>
+        <w:t xml:space="preserve">Explore valleys in </w:t>
+      </w:r>
+      <w:proofErr w:type="spellStart"/>
+      <w:r>
+        <w:rPr>
+          <w:rFonts w:ascii="Arial" w:hAnsi="Arial" w:cs="Arial"/>
+        </w:rPr>
+        <w:t>Pahalgam</w:t>
+      </w:r>
+      <w:proofErr w:type="spellEnd"/>
+      <w:r>
+        <w:rPr>
+          <w:rFonts w:ascii="Arial" w:hAnsi="Arial" w:cs="Arial"/>
+        </w:rPr>
+        <w:t xml:space="preserve"> </w:t>
       </w:r>
     </w:p>
     <w:p>
@@ -170,7 +258,21 @@
         <w:rPr>
           <w:rFonts w:ascii="Arial" w:hAnsi="Arial" w:cs="Arial"/>
         </w:rPr>
-        <w:t xml:space="preserve">Visit Thajiwas Glacier </w:t>
+        <w:t xml:space="preserve">Visit </w:t>
+      </w:r>
+      <w:proofErr w:type="spellStart"/>
+      <w:r>
+        <w:rPr>
+          <w:rFonts w:ascii="Arial" w:hAnsi="Arial" w:cs="Arial"/>
+        </w:rPr>
+        <w:t>Thajiwas</w:t>
+      </w:r>
+      <w:proofErr w:type="spellEnd"/>
+      <w:r>
+        <w:rPr>
+          <w:rFonts w:ascii="Arial" w:hAnsi="Arial" w:cs="Arial"/>
+        </w:rPr>
+        <w:t xml:space="preserve"> Glacier </w:t>
       </w:r>
     </w:p>
     <w:p>
@@ -214,11 +316,19 @@
           <w:rFonts w:ascii="Arial" w:hAnsi="Arial" w:cs="Arial"/>
         </w:rPr>
       </w:pPr>
-      <w:r>
-        <w:rPr>
-          <w:rFonts w:ascii="Arial" w:hAnsi="Arial" w:cs="Arial"/>
-        </w:rPr>
-        <w:t>Namrose Resorts &amp; Spa / Deluxe Room or Similar</w:t>
+      <w:proofErr w:type="spellStart"/>
+      <w:r>
+        <w:rPr>
+          <w:rFonts w:ascii="Arial" w:hAnsi="Arial" w:cs="Arial"/>
+        </w:rPr>
+        <w:t>Namrose</w:t>
+      </w:r>
+      <w:proofErr w:type="spellEnd"/>
+      <w:r>
+        <w:rPr>
+          <w:rFonts w:ascii="Arial" w:hAnsi="Arial" w:cs="Arial"/>
+        </w:rPr>
+        <w:t xml:space="preserve"> Resorts &amp; Spa / Deluxe Room or Similar</w:t>
       </w:r>
     </w:p>
     <w:p>
@@ -257,7 +367,21 @@
           <w:rFonts w:ascii="Arial" w:hAnsi="Arial" w:cs="Arial"/>
         </w:rPr>
         <w:br/>
-        <w:t>Pick up from Srinagar Airport and transfer to the hotel. Visit Mughal Gardens including Shankar Acharya Temple, Cheshma Shahi, Nishat Garden, Shalimar Garden, and Pari Mahal. Enjoy a Shikara ride on Dal Lake covering Floating Gardens. Dinner and overnight stay at Srinagar.</w:t>
+        <w:t xml:space="preserve">Pick up from Srinagar Airport and transfer to the hotel. Visit Mughal Gardens including Shankar Acharya Temple, </w:t>
+      </w:r>
+      <w:proofErr w:type="spellStart"/>
+      <w:r>
+        <w:rPr>
+          <w:rFonts w:ascii="Arial" w:hAnsi="Arial" w:cs="Arial"/>
+        </w:rPr>
+        <w:t>Cheshma</w:t>
+      </w:r>
+      <w:proofErr w:type="spellEnd"/>
+      <w:r>
+        <w:rPr>
+          <w:rFonts w:ascii="Arial" w:hAnsi="Arial" w:cs="Arial"/>
+        </w:rPr>
+        <w:t xml:space="preserve"> Shahi, Nishat Garden, Shalimar Garden, and Pari Mahal. Enjoy a Shikara ride on Dal Lake covering Floating Gardens. Dinner and overnight stay at Srinagar.</w:t>
       </w:r>
     </w:p>
     <w:p>
@@ -272,50 +396,226 @@
           <w:b/>
           <w:bCs/>
         </w:rPr>
-        <w:t>Day 02: Srinagar – Pahalgam (89 Kms)</w:t>
-      </w:r>
-      <w:r>
-        <w:rPr>
-          <w:rFonts w:ascii="Arial" w:hAnsi="Arial" w:cs="Arial"/>
-        </w:rPr>
-        <w:br/>
-        <w:t>After breakfast, check out and drive to Pahalgam. Enroute, visit Pampore saffron fields, Awantipur ruins, and Cricket Bat Factory. Scenic drive along Lidder River to reach Pahalgam. Dinner and overnight stay at Pahalgam.</w:t>
-      </w:r>
-    </w:p>
-    <w:p>
-      <w:pPr>
-        <w:rPr>
-          <w:rFonts w:ascii="Arial" w:hAnsi="Arial" w:cs="Arial"/>
-        </w:rPr>
-      </w:pPr>
+        <w:t xml:space="preserve">Day 02: Srinagar – </w:t>
+      </w:r>
+      <w:proofErr w:type="spellStart"/>
       <w:r>
         <w:rPr>
           <w:rFonts w:ascii="Arial" w:hAnsi="Arial" w:cs="Arial"/>
           <w:b/>
           <w:bCs/>
         </w:rPr>
-        <w:t>Day 03: Pahalgam – Srinagar (86 Kms)</w:t>
-      </w:r>
-      <w:r>
-        <w:rPr>
-          <w:rFonts w:ascii="Arial" w:hAnsi="Arial" w:cs="Arial"/>
-        </w:rPr>
-        <w:br/>
-        <w:t>Sightseeing in Pahalgam covering Aru Valley, Betab Valley, and Chandanwari Valley. Return to Srinagar visiting saffron fields and bat factory. Dinner and overnight stay in a houseboat in Srinagar.</w:t>
-      </w:r>
-    </w:p>
-    <w:p>
-      <w:pPr>
-        <w:rPr>
-          <w:rFonts w:ascii="Arial" w:hAnsi="Arial" w:cs="Arial"/>
-        </w:rPr>
-      </w:pPr>
+        <w:t>Pahalgam</w:t>
+      </w:r>
+      <w:proofErr w:type="spellEnd"/>
       <w:r>
         <w:rPr>
           <w:rFonts w:ascii="Arial" w:hAnsi="Arial" w:cs="Arial"/>
           <w:b/>
           <w:bCs/>
         </w:rPr>
+        <w:t xml:space="preserve"> (89 Kms)</w:t>
+      </w:r>
+      <w:r>
+        <w:rPr>
+          <w:rFonts w:ascii="Arial" w:hAnsi="Arial" w:cs="Arial"/>
+        </w:rPr>
+        <w:br/>
+        <w:t xml:space="preserve">After breakfast, check out and drive to </w:t>
+      </w:r>
+      <w:proofErr w:type="spellStart"/>
+      <w:r>
+        <w:rPr>
+          <w:rFonts w:ascii="Arial" w:hAnsi="Arial" w:cs="Arial"/>
+        </w:rPr>
+        <w:t>Pahalgam</w:t>
+      </w:r>
+      <w:proofErr w:type="spellEnd"/>
+      <w:r>
+        <w:rPr>
+          <w:rFonts w:ascii="Arial" w:hAnsi="Arial" w:cs="Arial"/>
+        </w:rPr>
+        <w:t xml:space="preserve">. </w:t>
+      </w:r>
+      <w:proofErr w:type="spellStart"/>
+      <w:r>
+        <w:rPr>
+          <w:rFonts w:ascii="Arial" w:hAnsi="Arial" w:cs="Arial"/>
+        </w:rPr>
+        <w:t>Enroute</w:t>
+      </w:r>
+      <w:proofErr w:type="spellEnd"/>
+      <w:r>
+        <w:rPr>
+          <w:rFonts w:ascii="Arial" w:hAnsi="Arial" w:cs="Arial"/>
+        </w:rPr>
+        <w:t xml:space="preserve">, visit </w:t>
+      </w:r>
+      <w:proofErr w:type="spellStart"/>
+      <w:r>
+        <w:rPr>
+          <w:rFonts w:ascii="Arial" w:hAnsi="Arial" w:cs="Arial"/>
+        </w:rPr>
+        <w:t>Pampore</w:t>
+      </w:r>
+      <w:proofErr w:type="spellEnd"/>
+      <w:r>
+        <w:rPr>
+          <w:rFonts w:ascii="Arial" w:hAnsi="Arial" w:cs="Arial"/>
+        </w:rPr>
+        <w:t xml:space="preserve"> saffron fields, </w:t>
+      </w:r>
+      <w:proofErr w:type="spellStart"/>
+      <w:r>
+        <w:rPr>
+          <w:rFonts w:ascii="Arial" w:hAnsi="Arial" w:cs="Arial"/>
+        </w:rPr>
+        <w:t>Awantipur</w:t>
+      </w:r>
+      <w:proofErr w:type="spellEnd"/>
+      <w:r>
+        <w:rPr>
+          <w:rFonts w:ascii="Arial" w:hAnsi="Arial" w:cs="Arial"/>
+        </w:rPr>
+        <w:t xml:space="preserve"> ruins, and Cricket Bat Factory. Scenic drive along </w:t>
+      </w:r>
+      <w:proofErr w:type="spellStart"/>
+      <w:r>
+        <w:rPr>
+          <w:rFonts w:ascii="Arial" w:hAnsi="Arial" w:cs="Arial"/>
+        </w:rPr>
+        <w:t>Lidder</w:t>
+      </w:r>
+      <w:proofErr w:type="spellEnd"/>
+      <w:r>
+        <w:rPr>
+          <w:rFonts w:ascii="Arial" w:hAnsi="Arial" w:cs="Arial"/>
+        </w:rPr>
+        <w:t xml:space="preserve"> River to reach </w:t>
+      </w:r>
+      <w:proofErr w:type="spellStart"/>
+      <w:r>
+        <w:rPr>
+          <w:rFonts w:ascii="Arial" w:hAnsi="Arial" w:cs="Arial"/>
+        </w:rPr>
+        <w:t>Pahalgam</w:t>
+      </w:r>
+      <w:proofErr w:type="spellEnd"/>
+      <w:r>
+        <w:rPr>
+          <w:rFonts w:ascii="Arial" w:hAnsi="Arial" w:cs="Arial"/>
+        </w:rPr>
+        <w:t xml:space="preserve">. Dinner and overnight stay at </w:t>
+      </w:r>
+      <w:proofErr w:type="spellStart"/>
+      <w:r>
+        <w:rPr>
+          <w:rFonts w:ascii="Arial" w:hAnsi="Arial" w:cs="Arial"/>
+        </w:rPr>
+        <w:t>Pahalgam</w:t>
+      </w:r>
+      <w:proofErr w:type="spellEnd"/>
+      <w:r>
+        <w:rPr>
+          <w:rFonts w:ascii="Arial" w:hAnsi="Arial" w:cs="Arial"/>
+        </w:rPr>
+        <w:t>.</w:t>
+      </w:r>
+    </w:p>
+    <w:p>
+      <w:pPr>
+        <w:rPr>
+          <w:rFonts w:ascii="Arial" w:hAnsi="Arial" w:cs="Arial"/>
+        </w:rPr>
+      </w:pPr>
+      <w:r>
+        <w:rPr>
+          <w:rFonts w:ascii="Arial" w:hAnsi="Arial" w:cs="Arial"/>
+          <w:b/>
+          <w:bCs/>
+        </w:rPr>
+        <w:t xml:space="preserve">Day 03: </w:t>
+      </w:r>
+      <w:proofErr w:type="spellStart"/>
+      <w:r>
+        <w:rPr>
+          <w:rFonts w:ascii="Arial" w:hAnsi="Arial" w:cs="Arial"/>
+          <w:b/>
+          <w:bCs/>
+        </w:rPr>
+        <w:t>Pahalgam</w:t>
+      </w:r>
+      <w:proofErr w:type="spellEnd"/>
+      <w:r>
+        <w:rPr>
+          <w:rFonts w:ascii="Arial" w:hAnsi="Arial" w:cs="Arial"/>
+          <w:b/>
+          <w:bCs/>
+        </w:rPr>
+        <w:t xml:space="preserve"> – Srinagar (86 Kms)</w:t>
+      </w:r>
+      <w:r>
+        <w:rPr>
+          <w:rFonts w:ascii="Arial" w:hAnsi="Arial" w:cs="Arial"/>
+        </w:rPr>
+        <w:br/>
+        <w:t xml:space="preserve">Sightseeing in </w:t>
+      </w:r>
+      <w:proofErr w:type="spellStart"/>
+      <w:r>
+        <w:rPr>
+          <w:rFonts w:ascii="Arial" w:hAnsi="Arial" w:cs="Arial"/>
+        </w:rPr>
+        <w:t>Pahalgam</w:t>
+      </w:r>
+      <w:proofErr w:type="spellEnd"/>
+      <w:r>
+        <w:rPr>
+          <w:rFonts w:ascii="Arial" w:hAnsi="Arial" w:cs="Arial"/>
+        </w:rPr>
+        <w:t xml:space="preserve"> covering Aru Valley, </w:t>
+      </w:r>
+      <w:proofErr w:type="spellStart"/>
+      <w:r>
+        <w:rPr>
+          <w:rFonts w:ascii="Arial" w:hAnsi="Arial" w:cs="Arial"/>
+        </w:rPr>
+        <w:t>Betab</w:t>
+      </w:r>
+      <w:proofErr w:type="spellEnd"/>
+      <w:r>
+        <w:rPr>
+          <w:rFonts w:ascii="Arial" w:hAnsi="Arial" w:cs="Arial"/>
+        </w:rPr>
+        <w:t xml:space="preserve"> Valley, and </w:t>
+      </w:r>
+      <w:proofErr w:type="spellStart"/>
+      <w:r>
+        <w:rPr>
+          <w:rFonts w:ascii="Arial" w:hAnsi="Arial" w:cs="Arial"/>
+        </w:rPr>
+        <w:t>Chandanwari</w:t>
+      </w:r>
+      <w:proofErr w:type="spellEnd"/>
+      <w:r>
+        <w:rPr>
+          <w:rFonts w:ascii="Arial" w:hAnsi="Arial" w:cs="Arial"/>
+        </w:rPr>
+        <w:t xml:space="preserve"> Valley. Return to Srinagar visiting saffron fields and bat factory. Dinner and overnight stay in a houseboat in Srinagar.</w:t>
+      </w:r>
+    </w:p>
+    <w:p>
+      <w:pPr>
+        <w:rPr>
+          <w:rFonts w:ascii="Arial" w:hAnsi="Arial" w:cs="Arial"/>
+        </w:rPr>
+      </w:pPr>
+      <w:r>
+        <w:rPr>
+          <w:rFonts w:ascii="Arial" w:hAnsi="Arial" w:cs="Arial"/>
+          <w:b/>
+          <w:bCs/>
+        </w:rPr>
         <w:t>Day 04: Srinagar – Gulmarg – Srinagar (112 Kms)</w:t>
       </w:r>
       <w:r>
@@ -338,28 +638,74 @@
           <w:b/>
           <w:bCs/>
         </w:rPr>
-        <w:t>Day 05: Srinagar – Sonamarg – Srinagar (168 Kms)</w:t>
-      </w:r>
-      <w:r>
-        <w:rPr>
-          <w:rFonts w:ascii="Arial" w:hAnsi="Arial" w:cs="Arial"/>
-        </w:rPr>
-        <w:br/>
-        <w:t>Day trip to Sonamarg, “Meadow of Gold.” Enjoy scenic drive, visit Thajiwas Glacier (local taxi/pony ride optional). Return to Srinagar for dinner and overnight stay.</w:t>
-      </w:r>
-    </w:p>
-    <w:p>
-      <w:pPr>
-        <w:rPr>
-          <w:rFonts w:ascii="Arial" w:hAnsi="Arial" w:cs="Arial"/>
-        </w:rPr>
-      </w:pPr>
+        <w:t xml:space="preserve">Day 05: Srinagar – </w:t>
+      </w:r>
+      <w:proofErr w:type="spellStart"/>
       <w:r>
         <w:rPr>
           <w:rFonts w:ascii="Arial" w:hAnsi="Arial" w:cs="Arial"/>
           <w:b/>
           <w:bCs/>
         </w:rPr>
+        <w:t>Sonamarg</w:t>
+      </w:r>
+      <w:proofErr w:type="spellEnd"/>
+      <w:r>
+        <w:rPr>
+          <w:rFonts w:ascii="Arial" w:hAnsi="Arial" w:cs="Arial"/>
+          <w:b/>
+          <w:bCs/>
+        </w:rPr>
+        <w:t xml:space="preserve"> – Srinagar (168 Kms)</w:t>
+      </w:r>
+      <w:r>
+        <w:rPr>
+          <w:rFonts w:ascii="Arial" w:hAnsi="Arial" w:cs="Arial"/>
+        </w:rPr>
+        <w:br/>
+        <w:t xml:space="preserve">Day trip to </w:t>
+      </w:r>
+      <w:proofErr w:type="spellStart"/>
+      <w:r>
+        <w:rPr>
+          <w:rFonts w:ascii="Arial" w:hAnsi="Arial" w:cs="Arial"/>
+        </w:rPr>
+        <w:t>Sonamarg</w:t>
+      </w:r>
+      <w:proofErr w:type="spellEnd"/>
+      <w:r>
+        <w:rPr>
+          <w:rFonts w:ascii="Arial" w:hAnsi="Arial" w:cs="Arial"/>
+        </w:rPr>
+        <w:t xml:space="preserve">, “Meadow of Gold.” Enjoy scenic drive, visit </w:t>
+      </w:r>
+      <w:proofErr w:type="spellStart"/>
+      <w:r>
+        <w:rPr>
+          <w:rFonts w:ascii="Arial" w:hAnsi="Arial" w:cs="Arial"/>
+        </w:rPr>
+        <w:t>Thajiwas</w:t>
+      </w:r>
+      <w:proofErr w:type="spellEnd"/>
+      <w:r>
+        <w:rPr>
+          <w:rFonts w:ascii="Arial" w:hAnsi="Arial" w:cs="Arial"/>
+        </w:rPr>
+        <w:t xml:space="preserve"> Glacier (local taxi/pony ride optional). Return to Srinagar for dinner and overnight stay.</w:t>
+      </w:r>
+    </w:p>
+    <w:p>
+      <w:pPr>
+        <w:rPr>
+          <w:rFonts w:ascii="Arial" w:hAnsi="Arial" w:cs="Arial"/>
+        </w:rPr>
+      </w:pPr>
+      <w:r>
+        <w:rPr>
+          <w:rFonts w:ascii="Arial" w:hAnsi="Arial" w:cs="Arial"/>
+          <w:b/>
+          <w:bCs/>
+        </w:rPr>
         <w:t>Day 06: Srinagar Airport Drop</w:t>
       </w:r>
       <w:r>
@@ -384,6 +730,7 @@
           <w:b/>
           <w:bCs/>
         </w:rPr>
+        <w:lastRenderedPageBreak/>
         <w:t>Trip Cost Breakdown (20-25 Pax)</w:t>
       </w:r>
     </w:p>
@@ -402,7 +749,6 @@
         <w:rPr>
           <w:rFonts w:ascii="Arial" w:hAnsi="Arial" w:cs="Arial"/>
         </w:rPr>
-        <w:lastRenderedPageBreak/>
         <w:t xml:space="preserve">Accommodation </w:t>
       </w:r>
     </w:p>
@@ -565,7 +911,21 @@
         <w:rPr>
           <w:rFonts w:ascii="Arial" w:hAnsi="Arial" w:cs="Arial"/>
         </w:rPr>
-        <w:t>Cost varies based on hotel category and pax sharing</w:t>
+        <w:t xml:space="preserve">Cost varies based on hotel category and </w:t>
+      </w:r>
+      <w:proofErr w:type="spellStart"/>
+      <w:r>
+        <w:rPr>
+          <w:rFonts w:ascii="Arial" w:hAnsi="Arial" w:cs="Arial"/>
+        </w:rPr>
+        <w:t>pax</w:t>
+      </w:r>
+      <w:proofErr w:type="spellEnd"/>
+      <w:r>
+        <w:rPr>
+          <w:rFonts w:ascii="Arial" w:hAnsi="Arial" w:cs="Arial"/>
+        </w:rPr>
+        <w:t xml:space="preserve"> sharing</w:t>
       </w:r>
     </w:p>
     <w:p>
@@ -654,7 +1014,21 @@
         <w:rPr>
           <w:rFonts w:ascii="Arial" w:hAnsi="Arial" w:cs="Arial"/>
         </w:rPr>
-        <w:t xml:space="preserve">Sightseeing in Pahalgam by Union Cab </w:t>
+        <w:t xml:space="preserve">Sightseeing in </w:t>
+      </w:r>
+      <w:proofErr w:type="spellStart"/>
+      <w:r>
+        <w:rPr>
+          <w:rFonts w:ascii="Arial" w:hAnsi="Arial" w:cs="Arial"/>
+        </w:rPr>
+        <w:t>Pahalgam</w:t>
+      </w:r>
+      <w:proofErr w:type="spellEnd"/>
+      <w:r>
+        <w:rPr>
+          <w:rFonts w:ascii="Arial" w:hAnsi="Arial" w:cs="Arial"/>
+        </w:rPr>
+        <w:t xml:space="preserve"> by Union Cab </w:t>
       </w:r>
     </w:p>
     <w:p>
@@ -841,7 +1215,21 @@
         <w:rPr>
           <w:rFonts w:ascii="Arial" w:hAnsi="Arial" w:cs="Arial"/>
         </w:rPr>
-        <w:t xml:space="preserve">Sightseeing in Sonamarg – Zero Point </w:t>
+        <w:t xml:space="preserve">Sightseeing in </w:t>
+      </w:r>
+      <w:proofErr w:type="spellStart"/>
+      <w:r>
+        <w:rPr>
+          <w:rFonts w:ascii="Arial" w:hAnsi="Arial" w:cs="Arial"/>
+        </w:rPr>
+        <w:t>Sonamarg</w:t>
+      </w:r>
+      <w:proofErr w:type="spellEnd"/>
+      <w:r>
+        <w:rPr>
+          <w:rFonts w:ascii="Arial" w:hAnsi="Arial" w:cs="Arial"/>
+        </w:rPr>
+        <w:t xml:space="preserve"> – Zero Point </w:t>
       </w:r>
     </w:p>
     <w:p>
@@ -924,7 +1312,7 @@
 </file>
 
 <file path=word/endnotes.xml><?xml version="1.0" encoding="utf-8"?>
-<w:endnotes xmlns:wpc="http://schemas.microsoft.com/office/word/2010/wordprocessingCanvas" xmlns:cx="http://schemas.microsoft.com/office/drawing/2014/chartex" xmlns:cx1="http://schemas.microsoft.com/office/drawing/2015/9/8/chartex" xmlns:cx2="http://schemas.microsoft.com/office/drawing/2015/10/21/chartex" xmlns:cx3="http://schemas.microsoft.com/office/drawing/2016/5/9/chartex" xmlns:cx4="http://schemas.microsoft.com/office/drawing/2016/5/10/chartex" xmlns:cx5="http://schemas.microsoft.com/office/drawing/2016/5/11/chartex" xmlns:cx6="http://schemas.microsoft.com/office/drawing/2016/5/12/chartex" xmlns:cx7="http://schemas.microsoft.com/office/drawing/2016/5/13/chartex" xmlns:cx8="http://schemas.microsoft.com/office/drawing/2016/5/14/chartex" xmlns:mc="http://schemas.openxmlformats.org/markup-compatibility/2006" xmlns:aink="http://schemas.microsoft.com/office/drawing/2016/ink" xmlns:am3d="http://schemas.microsoft.com/office/drawing/2017/model3d" xmlns:o="urn:schemas-microsoft-com:office:office" xmlns:oel="http://schemas.microsoft.com/office/2019/extlst" xmlns:r="http://schemas.openxmlformats.org/officeDocument/2006/relationships" xmlns:m="http://schemas.openxmlformats.org/officeDocument/2006/math" xmlns:v="urn:schemas-microsoft-com:vml" xmlns:wp14="http://schemas.microsoft.com/office/word/2010/wordprocessingDrawing" xmlns:wp="http://schemas.openxmlformats.org/drawingml/2006/wordprocessingDrawing" xmlns:w10="urn:schemas-microsoft-com:office:word" xmlns:w="http://schemas.openxmlformats.org/wordprocessingml/2006/main" xmlns:w14="http://schemas.microsoft.com/office/word/2010/wordml" xmlns:w15="http://schemas.microsoft.com/office/word/2012/wordml" xmlns:w16cex="http://schemas.microsoft.com/office/word/2018/wordml/cex" xmlns:w16cid="http://schemas.microsoft.com/office/word/2016/wordml/cid" xmlns:w16="http://schemas.microsoft.com/office/word/2018/wordml" xmlns:w16du="http://schemas.microsoft.com/office/word/2023/wordml/word16du" xmlns:w16sdtdh="http://schemas.microsoft.com/office/word/2020/wordml/sdtdatahash" xmlns:w16sdtfl="http://schemas.microsoft.com/office/word/2024/wordml/sdtformatlock" xmlns:w16se="http://schemas.microsoft.com/office/word/2015/wordml/symex" xmlns:wpg="http://schemas.microsoft.com/office/word/2010/wordprocessingGroup" xmlns:wpi="http://schemas.microsoft.com/office/word/2010/wordprocessingInk" xmlns:wne="http://schemas.microsoft.com/office/word/2006/wordml" xmlns:wps="http://schemas.microsoft.com/office/word/2010/wordprocessingShape" mc:Ignorable="w14 w15 w16se w16cid w16 w16cex w16sdtdh w16sdtfl w16du wp14">
+<w:endnotes xmlns:wpc="http://schemas.microsoft.com/office/word/2010/wordprocessingCanvas" xmlns:cx="http://schemas.microsoft.com/office/drawing/2014/chartex" xmlns:cx1="http://schemas.microsoft.com/office/drawing/2015/9/8/chartex" xmlns:cx2="http://schemas.microsoft.com/office/drawing/2015/10/21/chartex" xmlns:cx3="http://schemas.microsoft.com/office/drawing/2016/5/9/chartex" xmlns:cx4="http://schemas.microsoft.com/office/drawing/2016/5/10/chartex" xmlns:cx5="http://schemas.microsoft.com/office/drawing/2016/5/11/chartex" xmlns:cx6="http://schemas.microsoft.com/office/drawing/2016/5/12/chartex" xmlns:cx7="http://schemas.microsoft.com/office/drawing/2016/5/13/chartex" xmlns:cx8="http://schemas.microsoft.com/office/drawing/2016/5/14/chartex" xmlns:mc="http://schemas.openxmlformats.org/markup-compatibility/2006" xmlns:aink="http://schemas.microsoft.com/office/drawing/2016/ink" xmlns:am3d="http://schemas.microsoft.com/office/drawing/2017/model3d" xmlns:o="urn:schemas-microsoft-com:office:office" xmlns:r="http://schemas.openxmlformats.org/officeDocument/2006/relationships" xmlns:m="http://schemas.openxmlformats.org/officeDocument/2006/math" xmlns:v="urn:schemas-microsoft-com:vml" xmlns:wp14="http://schemas.microsoft.com/office/word/2010/wordprocessingDrawing" xmlns:wp="http://schemas.openxmlformats.org/drawingml/2006/wordprocessingDrawing" xmlns:w10="urn:schemas-microsoft-com:office:word" xmlns:w="http://schemas.openxmlformats.org/wordprocessingml/2006/main" xmlns:w14="http://schemas.microsoft.com/office/word/2010/wordml" xmlns:w15="http://schemas.microsoft.com/office/word/2012/wordml" xmlns:w16cid="http://schemas.microsoft.com/office/word/2016/wordml/cid" xmlns:w16se="http://schemas.microsoft.com/office/word/2015/wordml/symex" xmlns:wpg="http://schemas.microsoft.com/office/word/2010/wordprocessingGroup" xmlns:wpi="http://schemas.microsoft.com/office/word/2010/wordprocessingInk" xmlns:wne="http://schemas.microsoft.com/office/word/2006/wordml" xmlns:wps="http://schemas.microsoft.com/office/word/2010/wordprocessingShape" mc:Ignorable="w14 w15 w16se w16cid wp14">
   <w:endnote w:type="separator" w:id="-1">
     <w:p>
       <w:pPr>
@@ -949,7 +1337,7 @@
 </file>
 
 <file path=word/footer1.xml><?xml version="1.0" encoding="utf-8"?>
-<w:ftr xmlns:wpc="http://schemas.microsoft.com/office/word/2010/wordprocessingCanvas" xmlns:cx="http://schemas.microsoft.com/office/drawing/2014/chartex" xmlns:cx1="http://schemas.microsoft.com/office/drawing/2015/9/8/chartex" xmlns:cx2="http://schemas.microsoft.com/office/drawing/2015/10/21/chartex" xmlns:cx3="http://schemas.microsoft.com/office/drawing/2016/5/9/chartex" xmlns:cx4="http://schemas.microsoft.com/office/drawing/2016/5/10/chartex" xmlns:cx5="http://schemas.microsoft.com/office/drawing/2016/5/11/chartex" xmlns:cx6="http://schemas.microsoft.com/office/drawing/2016/5/12/chartex" xmlns:cx7="http://schemas.microsoft.com/office/drawing/2016/5/13/chartex" xmlns:cx8="http://schemas.microsoft.com/office/drawing/2016/5/14/chartex" xmlns:mc="http://schemas.openxmlformats.org/markup-compatibility/2006" xmlns:aink="http://schemas.microsoft.com/office/drawing/2016/ink" xmlns:am3d="http://schemas.microsoft.com/office/drawing/2017/model3d" xmlns:o="urn:schemas-microsoft-com:office:office" xmlns:oel="http://schemas.microsoft.com/office/2019/extlst" xmlns:r="http://schemas.openxmlformats.org/officeDocument/2006/relationships" xmlns:m="http://schemas.openxmlformats.org/officeDocument/2006/math" xmlns:v="urn:schemas-microsoft-com:vml" xmlns:wp14="http://schemas.microsoft.com/office/word/2010/wordprocessingDrawing" xmlns:wp="http://schemas.openxmlformats.org/drawingml/2006/wordprocessingDrawing" xmlns:w10="urn:schemas-microsoft-com:office:word" xmlns:w="http://schemas.openxmlformats.org/wordprocessingml/2006/main" xmlns:w14="http://schemas.microsoft.com/office/word/2010/wordml" xmlns:w15="http://schemas.microsoft.com/office/word/2012/wordml" xmlns:w16cex="http://schemas.microsoft.com/office/word/2018/wordml/cex" xmlns:w16cid="http://schemas.microsoft.com/office/word/2016/wordml/cid" xmlns:w16="http://schemas.microsoft.com/office/word/2018/wordml" xmlns:w16du="http://schemas.microsoft.com/office/word/2023/wordml/word16du" xmlns:w16sdtdh="http://schemas.microsoft.com/office/word/2020/wordml/sdtdatahash" xmlns:w16sdtfl="http://schemas.microsoft.com/office/word/2024/wordml/sdtformatlock" xmlns:w16se="http://schemas.microsoft.com/office/word/2015/wordml/symex" xmlns:wpg="http://schemas.microsoft.com/office/word/2010/wordprocessingGroup" xmlns:wpi="http://schemas.microsoft.com/office/word/2010/wordprocessingInk" xmlns:wne="http://schemas.microsoft.com/office/word/2006/wordml" xmlns:wps="http://schemas.microsoft.com/office/word/2010/wordprocessingShape" mc:Ignorable="w14 w15 w16se w16cid w16 w16cex w16sdtdh w16sdtfl w16du wp14">
+<w:ftr xmlns:wpc="http://schemas.microsoft.com/office/word/2010/wordprocessingCanvas" xmlns:cx="http://schemas.microsoft.com/office/drawing/2014/chartex" xmlns:cx1="http://schemas.microsoft.com/office/drawing/2015/9/8/chartex" xmlns:cx2="http://schemas.microsoft.com/office/drawing/2015/10/21/chartex" xmlns:cx3="http://schemas.microsoft.com/office/drawing/2016/5/9/chartex" xmlns:cx4="http://schemas.microsoft.com/office/drawing/2016/5/10/chartex" xmlns:cx5="http://schemas.microsoft.com/office/drawing/2016/5/11/chartex" xmlns:cx6="http://schemas.microsoft.com/office/drawing/2016/5/12/chartex" xmlns:cx7="http://schemas.microsoft.com/office/drawing/2016/5/13/chartex" xmlns:cx8="http://schemas.microsoft.com/office/drawing/2016/5/14/chartex" xmlns:mc="http://schemas.openxmlformats.org/markup-compatibility/2006" xmlns:aink="http://schemas.microsoft.com/office/drawing/2016/ink" xmlns:am3d="http://schemas.microsoft.com/office/drawing/2017/model3d" xmlns:o="urn:schemas-microsoft-com:office:office" xmlns:r="http://schemas.openxmlformats.org/officeDocument/2006/relationships" xmlns:m="http://schemas.openxmlformats.org/officeDocument/2006/math" xmlns:v="urn:schemas-microsoft-com:vml" xmlns:wp14="http://schemas.microsoft.com/office/word/2010/wordprocessingDrawing" xmlns:wp="http://schemas.openxmlformats.org/drawingml/2006/wordprocessingDrawing" xmlns:w10="urn:schemas-microsoft-com:office:word" xmlns:w="http://schemas.openxmlformats.org/wordprocessingml/2006/main" xmlns:w14="http://schemas.microsoft.com/office/word/2010/wordml" xmlns:w15="http://schemas.microsoft.com/office/word/2012/wordml" xmlns:w16cid="http://schemas.microsoft.com/office/word/2016/wordml/cid" xmlns:w16se="http://schemas.microsoft.com/office/word/2015/wordml/symex" xmlns:wpg="http://schemas.microsoft.com/office/word/2010/wordprocessingGroup" xmlns:wpi="http://schemas.microsoft.com/office/word/2010/wordprocessingInk" xmlns:wne="http://schemas.microsoft.com/office/word/2006/wordml" xmlns:wps="http://schemas.microsoft.com/office/word/2010/wordprocessingShape" mc:Ignorable="w14 w15 w16se w16cid wp14">
   <w:p>
     <w:pPr>
       <w:pStyle w:val="Footer"/>
@@ -983,7 +1371,23 @@
         <w:i/>
         <w:sz w:val="20"/>
       </w:rPr>
-      <w:t>1A, Pleasant Apartment, No.45, Taylors Road, Kilpauk, Chennai-600010.</w:t>
+      <w:t xml:space="preserve">1A, Pleasant Apartment, No.45, Taylors Road, </w:t>
+    </w:r>
+    <w:proofErr w:type="spellStart"/>
+    <w:r>
+      <w:rPr>
+        <w:i/>
+        <w:sz w:val="20"/>
+      </w:rPr>
+      <w:t>Kilpauk</w:t>
+    </w:r>
+    <w:proofErr w:type="spellEnd"/>
+    <w:r>
+      <w:rPr>
+        <w:i/>
+        <w:sz w:val="20"/>
+      </w:rPr>
+      <w:t>, Chennai-600010.</w:t>
     </w:r>
   </w:p>
   <w:p>
@@ -1032,7 +1436,7 @@
 </file>
 
 <file path=word/footnotes.xml><?xml version="1.0" encoding="utf-8"?>
-<w:footnotes xmlns:wpc="http://schemas.microsoft.com/office/word/2010/wordprocessingCanvas" xmlns:cx="http://schemas.microsoft.com/office/drawing/2014/chartex" xmlns:cx1="http://schemas.microsoft.com/office/drawing/2015/9/8/chartex" xmlns:cx2="http://schemas.microsoft.com/office/drawing/2015/10/21/chartex" xmlns:cx3="http://schemas.microsoft.com/office/drawing/2016/5/9/chartex" xmlns:cx4="http://schemas.microsoft.com/office/drawing/2016/5/10/chartex" xmlns:cx5="http://schemas.microsoft.com/office/drawing/2016/5/11/chartex" xmlns:cx6="http://schemas.microsoft.com/office/drawing/2016/5/12/chartex" xmlns:cx7="http://schemas.microsoft.com/office/drawing/2016/5/13/chartex" xmlns:cx8="http://schemas.microsoft.com/office/drawing/2016/5/14/chartex" xmlns:mc="http://schemas.openxmlformats.org/markup-compatibility/2006" xmlns:aink="http://schemas.microsoft.com/office/drawing/2016/ink" xmlns:am3d="http://schemas.microsoft.com/office/drawing/2017/model3d" xmlns:o="urn:schemas-microsoft-com:office:office" xmlns:oel="http://schemas.microsoft.com/office/2019/extlst" xmlns:r="http://schemas.openxmlformats.org/officeDocument/2006/relationships" xmlns:m="http://schemas.openxmlformats.org/officeDocument/2006/math" xmlns:v="urn:schemas-microsoft-com:vml" xmlns:wp14="http://schemas.microsoft.com/office/word/2010/wordprocessingDrawing" xmlns:wp="http://schemas.openxmlformats.org/drawingml/2006/wordprocessingDrawing" xmlns:w10="urn:schemas-microsoft-com:office:word" xmlns:w="http://schemas.openxmlformats.org/wordprocessingml/2006/main" xmlns:w14="http://schemas.microsoft.com/office/word/2010/wordml" xmlns:w15="http://schemas.microsoft.com/office/word/2012/wordml" xmlns:w16cex="http://schemas.microsoft.com/office/word/2018/wordml/cex" xmlns:w16cid="http://schemas.microsoft.com/office/word/2016/wordml/cid" xmlns:w16="http://schemas.microsoft.com/office/word/2018/wordml" xmlns:w16du="http://schemas.microsoft.com/office/word/2023/wordml/word16du" xmlns:w16sdtdh="http://schemas.microsoft.com/office/word/2020/wordml/sdtdatahash" xmlns:w16sdtfl="http://schemas.microsoft.com/office/word/2024/wordml/sdtformatlock" xmlns:w16se="http://schemas.microsoft.com/office/word/2015/wordml/symex" xmlns:wpg="http://schemas.microsoft.com/office/word/2010/wordprocessingGroup" xmlns:wpi="http://schemas.microsoft.com/office/word/2010/wordprocessingInk" xmlns:wne="http://schemas.microsoft.com/office/word/2006/wordml" xmlns:wps="http://schemas.microsoft.com/office/word/2010/wordprocessingShape" mc:Ignorable="w14 w15 w16se w16cid w16 w16cex w16sdtdh w16sdtfl w16du wp14">
+<w:footnotes xmlns:wpc="http://schemas.microsoft.com/office/word/2010/wordprocessingCanvas" xmlns:cx="http://schemas.microsoft.com/office/drawing/2014/chartex" xmlns:cx1="http://schemas.microsoft.com/office/drawing/2015/9/8/chartex" xmlns:cx2="http://schemas.microsoft.com/office/drawing/2015/10/21/chartex" xmlns:cx3="http://schemas.microsoft.com/office/drawing/2016/5/9/chartex" xmlns:cx4="http://schemas.microsoft.com/office/drawing/2016/5/10/chartex" xmlns:cx5="http://schemas.microsoft.com/office/drawing/2016/5/11/chartex" xmlns:cx6="http://schemas.microsoft.com/office/drawing/2016/5/12/chartex" xmlns:cx7="http://schemas.microsoft.com/office/drawing/2016/5/13/chartex" xmlns:cx8="http://schemas.microsoft.com/office/drawing/2016/5/14/chartex" xmlns:mc="http://schemas.openxmlformats.org/markup-compatibility/2006" xmlns:aink="http://schemas.microsoft.com/office/drawing/2016/ink" xmlns:am3d="http://schemas.microsoft.com/office/drawing/2017/model3d" xmlns:o="urn:schemas-microsoft-com:office:office" xmlns:r="http://schemas.openxmlformats.org/officeDocument/2006/relationships" xmlns:m="http://schemas.openxmlformats.org/officeDocument/2006/math" xmlns:v="urn:schemas-microsoft-com:vml" xmlns:wp14="http://schemas.microsoft.com/office/word/2010/wordprocessingDrawing" xmlns:wp="http://schemas.openxmlformats.org/drawingml/2006/wordprocessingDrawing" xmlns:w10="urn:schemas-microsoft-com:office:word" xmlns:w="http://schemas.openxmlformats.org/wordprocessingml/2006/main" xmlns:w14="http://schemas.microsoft.com/office/word/2010/wordml" xmlns:w15="http://schemas.microsoft.com/office/word/2012/wordml" xmlns:w16cid="http://schemas.microsoft.com/office/word/2016/wordml/cid" xmlns:w16se="http://schemas.microsoft.com/office/word/2015/wordml/symex" xmlns:wpg="http://schemas.microsoft.com/office/word/2010/wordprocessingGroup" xmlns:wpi="http://schemas.microsoft.com/office/word/2010/wordprocessingInk" xmlns:wne="http://schemas.microsoft.com/office/word/2006/wordml" xmlns:wps="http://schemas.microsoft.com/office/word/2010/wordprocessingShape" mc:Ignorable="w14 w15 w16se w16cid wp14">
   <w:footnote w:type="separator" w:id="-1">
     <w:p>
       <w:pPr>
@@ -1057,7 +1461,7 @@
 </file>
 
 <file path=word/header1.xml><?xml version="1.0" encoding="utf-8"?>
-<w:hdr xmlns:wpc="http://schemas.microsoft.com/office/word/2010/wordprocessingCanvas" xmlns:cx="http://schemas.microsoft.com/office/drawing/2014/chartex" xmlns:cx1="http://schemas.microsoft.com/office/drawing/2015/9/8/chartex" xmlns:cx2="http://schemas.microsoft.com/office/drawing/2015/10/21/chartex" xmlns:cx3="http://schemas.microsoft.com/office/drawing/2016/5/9/chartex" xmlns:cx4="http://schemas.microsoft.com/office/drawing/2016/5/10/chartex" xmlns:cx5="http://schemas.microsoft.com/office/drawing/2016/5/11/chartex" xmlns:cx6="http://schemas.microsoft.com/office/drawing/2016/5/12/chartex" xmlns:cx7="http://schemas.microsoft.com/office/drawing/2016/5/13/chartex" xmlns:cx8="http://schemas.microsoft.com/office/drawing/2016/5/14/chartex" xmlns:mc="http://schemas.openxmlformats.org/markup-compatibility/2006" xmlns:aink="http://schemas.microsoft.com/office/drawing/2016/ink" xmlns:am3d="http://schemas.microsoft.com/office/drawing/2017/model3d" xmlns:o="urn:schemas-microsoft-com:office:office" xmlns:oel="http://schemas.microsoft.com/office/2019/extlst" xmlns:r="http://schemas.openxmlformats.org/officeDocument/2006/relationships" xmlns:m="http://schemas.openxmlformats.org/officeDocument/2006/math" xmlns:v="urn:schemas-microsoft-com:vml" xmlns:wp14="http://schemas.microsoft.com/office/word/2010/wordprocessingDrawing" xmlns:wp="http://schemas.openxmlformats.org/drawingml/2006/wordprocessingDrawing" xmlns:w10="urn:schemas-microsoft-com:office:word" xmlns:w="http://schemas.openxmlformats.org/wordprocessingml/2006/main" xmlns:w14="http://schemas.microsoft.com/office/word/2010/wordml" xmlns:w15="http://schemas.microsoft.com/office/word/2012/wordml" xmlns:w16cex="http://schemas.microsoft.com/office/word/2018/wordml/cex" xmlns:w16cid="http://schemas.microsoft.com/office/word/2016/wordml/cid" xmlns:w16="http://schemas.microsoft.com/office/word/2018/wordml" xmlns:w16du="http://schemas.microsoft.com/office/word/2023/wordml/word16du" xmlns:w16sdtdh="http://schemas.microsoft.com/office/word/2020/wordml/sdtdatahash" xmlns:w16sdtfl="http://schemas.microsoft.com/office/word/2024/wordml/sdtformatlock" xmlns:w16se="http://schemas.microsoft.com/office/word/2015/wordml/symex" xmlns:wpg="http://schemas.microsoft.com/office/word/2010/wordprocessingGroup" xmlns:wpi="http://schemas.microsoft.com/office/word/2010/wordprocessingInk" xmlns:wne="http://schemas.microsoft.com/office/word/2006/wordml" xmlns:wps="http://schemas.microsoft.com/office/word/2010/wordprocessingShape" mc:Ignorable="w14 w15 w16se w16cid w16 w16cex w16sdtdh w16sdtfl w16du wp14">
+<w:hdr xmlns:wpc="http://schemas.microsoft.com/office/word/2010/wordprocessingCanvas" xmlns:cx="http://schemas.microsoft.com/office/drawing/2014/chartex" xmlns:cx1="http://schemas.microsoft.com/office/drawing/2015/9/8/chartex" xmlns:cx2="http://schemas.microsoft.com/office/drawing/2015/10/21/chartex" xmlns:cx3="http://schemas.microsoft.com/office/drawing/2016/5/9/chartex" xmlns:cx4="http://schemas.microsoft.com/office/drawing/2016/5/10/chartex" xmlns:cx5="http://schemas.microsoft.com/office/drawing/2016/5/11/chartex" xmlns:cx6="http://schemas.microsoft.com/office/drawing/2016/5/12/chartex" xmlns:cx7="http://schemas.microsoft.com/office/drawing/2016/5/13/chartex" xmlns:cx8="http://schemas.microsoft.com/office/drawing/2016/5/14/chartex" xmlns:mc="http://schemas.openxmlformats.org/markup-compatibility/2006" xmlns:aink="http://schemas.microsoft.com/office/drawing/2016/ink" xmlns:am3d="http://schemas.microsoft.com/office/drawing/2017/model3d" xmlns:o="urn:schemas-microsoft-com:office:office" xmlns:r="http://schemas.openxmlformats.org/officeDocument/2006/relationships" xmlns:m="http://schemas.openxmlformats.org/officeDocument/2006/math" xmlns:v="urn:schemas-microsoft-com:vml" xmlns:wp14="http://schemas.microsoft.com/office/word/2010/wordprocessingDrawing" xmlns:wp="http://schemas.openxmlformats.org/drawingml/2006/wordprocessingDrawing" xmlns:w10="urn:schemas-microsoft-com:office:word" xmlns:w="http://schemas.openxmlformats.org/wordprocessingml/2006/main" xmlns:w14="http://schemas.microsoft.com/office/word/2010/wordml" xmlns:w15="http://schemas.microsoft.com/office/word/2012/wordml" xmlns:w16cid="http://schemas.microsoft.com/office/word/2016/wordml/cid" xmlns:w16se="http://schemas.microsoft.com/office/word/2015/wordml/symex" xmlns:wpg="http://schemas.microsoft.com/office/word/2010/wordprocessingGroup" xmlns:wpi="http://schemas.microsoft.com/office/word/2010/wordprocessingInk" xmlns:wne="http://schemas.microsoft.com/office/word/2006/wordml" xmlns:wps="http://schemas.microsoft.com/office/word/2010/wordprocessingShape" mc:Ignorable="w14 w15 w16se w16cid wp14">
   <w:p>
     <w:pPr>
       <w:pStyle w:val="Header"/>
@@ -1154,7 +1558,7 @@
 </file>
 
 <file path=word/numbering.xml><?xml version="1.0" encoding="utf-8"?>
-<w:numbering xmlns:wpc="http://schemas.microsoft.com/office/word/2010/wordprocessingCanvas" xmlns:cx="http://schemas.microsoft.com/office/drawing/2014/chartex" xmlns:cx1="http://schemas.microsoft.com/office/drawing/2015/9/8/chartex" xmlns:cx2="http://schemas.microsoft.com/office/drawing/2015/10/21/chartex" xmlns:cx3="http://schemas.microsoft.com/office/drawing/2016/5/9/chartex" xmlns:cx4="http://schemas.microsoft.com/office/drawing/2016/5/10/chartex" xmlns:cx5="http://schemas.microsoft.com/office/drawing/2016/5/11/chartex" xmlns:cx6="http://schemas.microsoft.com/office/drawing/2016/5/12/chartex" xmlns:cx7="http://schemas.microsoft.com/office/drawing/2016/5/13/chartex" xmlns:cx8="http://schemas.microsoft.com/office/drawing/2016/5/14/chartex" xmlns:mc="http://schemas.openxmlformats.org/markup-compatibility/2006" xmlns:aink="http://schemas.microsoft.com/office/drawing/2016/ink" xmlns:am3d="http://schemas.microsoft.com/office/drawing/2017/model3d" xmlns:o="urn:schemas-microsoft-com:office:office" xmlns:oel="http://schemas.microsoft.com/office/2019/extlst" xmlns:r="http://schemas.openxmlformats.org/officeDocument/2006/relationships" xmlns:m="http://schemas.openxmlformats.org/officeDocument/2006/math" xmlns:v="urn:schemas-microsoft-com:vml" xmlns:wp14="http://schemas.microsoft.com/office/word/2010/wordprocessingDrawing" xmlns:wp="http://schemas.openxmlformats.org/drawingml/2006/wordprocessingDrawing" xmlns:w10="urn:schemas-microsoft-com:office:word" xmlns:w="http://schemas.openxmlformats.org/wordprocessingml/2006/main" xmlns:w14="http://schemas.microsoft.com/office/word/2010/wordml" xmlns:w15="http://schemas.microsoft.com/office/word/2012/wordml" xmlns:w16cex="http://schemas.microsoft.com/office/word/2018/wordml/cex" xmlns:w16cid="http://schemas.microsoft.com/office/word/2016/wordml/cid" xmlns:w16="http://schemas.microsoft.com/office/word/2018/wordml" xmlns:w16du="http://schemas.microsoft.com/office/word/2023/wordml/word16du" xmlns:w16sdtdh="http://schemas.microsoft.com/office/word/2020/wordml/sdtdatahash" xmlns:w16sdtfl="http://schemas.microsoft.com/office/word/2024/wordml/sdtformatlock" xmlns:w16se="http://schemas.microsoft.com/office/word/2015/wordml/symex" xmlns:wpg="http://schemas.microsoft.com/office/word/2010/wordprocessingGroup" xmlns:wpi="http://schemas.microsoft.com/office/word/2010/wordprocessingInk" xmlns:wne="http://schemas.microsoft.com/office/word/2006/wordml" xmlns:wps="http://schemas.microsoft.com/office/word/2010/wordprocessingShape" mc:Ignorable="w14 w15 w16se w16cid w16 w16cex w16sdtdh w16sdtfl w16du wp14">
+<w:numbering xmlns:wpc="http://schemas.microsoft.com/office/word/2010/wordprocessingCanvas" xmlns:cx="http://schemas.microsoft.com/office/drawing/2014/chartex" xmlns:cx1="http://schemas.microsoft.com/office/drawing/2015/9/8/chartex" xmlns:cx2="http://schemas.microsoft.com/office/drawing/2015/10/21/chartex" xmlns:cx3="http://schemas.microsoft.com/office/drawing/2016/5/9/chartex" xmlns:cx4="http://schemas.microsoft.com/office/drawing/2016/5/10/chartex" xmlns:cx5="http://schemas.microsoft.com/office/drawing/2016/5/11/chartex" xmlns:cx6="http://schemas.microsoft.com/office/drawing/2016/5/12/chartex" xmlns:cx7="http://schemas.microsoft.com/office/drawing/2016/5/13/chartex" xmlns:cx8="http://schemas.microsoft.com/office/drawing/2016/5/14/chartex" xmlns:mc="http://schemas.openxmlformats.org/markup-compatibility/2006" xmlns:aink="http://schemas.microsoft.com/office/drawing/2016/ink" xmlns:am3d="http://schemas.microsoft.com/office/drawing/2017/model3d" xmlns:o="urn:schemas-microsoft-com:office:office" xmlns:r="http://schemas.openxmlformats.org/officeDocument/2006/relationships" xmlns:m="http://schemas.openxmlformats.org/officeDocument/2006/math" xmlns:v="urn:schemas-microsoft-com:vml" xmlns:wp14="http://schemas.microsoft.com/office/word/2010/wordprocessingDrawing" xmlns:wp="http://schemas.openxmlformats.org/drawingml/2006/wordprocessingDrawing" xmlns:w10="urn:schemas-microsoft-com:office:word" xmlns:w="http://schemas.openxmlformats.org/wordprocessingml/2006/main" xmlns:w14="http://schemas.microsoft.com/office/word/2010/wordml" xmlns:w15="http://schemas.microsoft.com/office/word/2012/wordml" xmlns:w16cid="http://schemas.microsoft.com/office/word/2016/wordml/cid" xmlns:w16se="http://schemas.microsoft.com/office/word/2015/wordml/symex" xmlns:wpg="http://schemas.microsoft.com/office/word/2010/wordprocessingGroup" xmlns:wpi="http://schemas.microsoft.com/office/word/2010/wordprocessingInk" xmlns:wne="http://schemas.microsoft.com/office/word/2006/wordml" xmlns:wps="http://schemas.microsoft.com/office/word/2010/wordprocessingShape" mc:Ignorable="w14 w15 w16se w16cid wp14">
   <w:abstractNum w:abstractNumId="0" w15:restartNumberingAfterBreak="0">
     <w:nsid w:val="1C7D1AE5"/>
     <w:multiLevelType w:val="multilevel"/>
@@ -2239,35 +2643,35 @@
       </w:rPr>
     </w:lvl>
   </w:abstractNum>
-  <w:num w:numId="1" w16cid:durableId="1468628544">
+  <w:num w:numId="1">
     <w:abstractNumId w:val="0"/>
   </w:num>
-  <w:num w:numId="2" w16cid:durableId="931812782">
+  <w:num w:numId="2">
     <w:abstractNumId w:val="4"/>
   </w:num>
-  <w:num w:numId="3" w16cid:durableId="904873809">
+  <w:num w:numId="3">
     <w:abstractNumId w:val="5"/>
   </w:num>
-  <w:num w:numId="4" w16cid:durableId="1027021223">
+  <w:num w:numId="4">
     <w:abstractNumId w:val="3"/>
   </w:num>
-  <w:num w:numId="5" w16cid:durableId="2114550727">
+  <w:num w:numId="5">
     <w:abstractNumId w:val="1"/>
   </w:num>
-  <w:num w:numId="6" w16cid:durableId="843977684">
+  <w:num w:numId="6">
     <w:abstractNumId w:val="7"/>
   </w:num>
-  <w:num w:numId="7" w16cid:durableId="616722332">
+  <w:num w:numId="7">
     <w:abstractNumId w:val="2"/>
   </w:num>
-  <w:num w:numId="8" w16cid:durableId="1352298923">
+  <w:num w:numId="8">
     <w:abstractNumId w:val="6"/>
   </w:num>
 </w:numbering>
 </file>
 
 <file path=word/styles.xml><?xml version="1.0" encoding="utf-8"?>
-<w:styles xmlns:mc="http://schemas.openxmlformats.org/markup-compatibility/2006" xmlns:r="http://schemas.openxmlformats.org/officeDocument/2006/relationships" xmlns:w="http://schemas.openxmlformats.org/wordprocessingml/2006/main" xmlns:w14="http://schemas.microsoft.com/office/word/2010/wordml" xmlns:w15="http://schemas.microsoft.com/office/word/2012/wordml" xmlns:w16cex="http://schemas.microsoft.com/office/word/2018/wordml/cex" xmlns:w16cid="http://schemas.microsoft.com/office/word/2016/wordml/cid" xmlns:w16="http://schemas.microsoft.com/office/word/2018/wordml" xmlns:w16du="http://schemas.microsoft.com/office/word/2023/wordml/word16du" xmlns:w16sdtdh="http://schemas.microsoft.com/office/word/2020/wordml/sdtdatahash" xmlns:w16sdtfl="http://schemas.microsoft.com/office/word/2024/wordml/sdtformatlock" xmlns:w16se="http://schemas.microsoft.com/office/word/2015/wordml/symex" mc:Ignorable="w14 w15 w16se w16cid w16 w16cex w16sdtdh w16sdtfl w16du">
+<w:styles xmlns:mc="http://schemas.openxmlformats.org/markup-compatibility/2006" xmlns:r="http://schemas.openxmlformats.org/officeDocument/2006/relationships" xmlns:w="http://schemas.openxmlformats.org/wordprocessingml/2006/main" xmlns:w14="http://schemas.microsoft.com/office/word/2010/wordml" xmlns:w15="http://schemas.microsoft.com/office/word/2012/wordml" xmlns:w16cid="http://schemas.microsoft.com/office/word/2016/wordml/cid" xmlns:w16se="http://schemas.microsoft.com/office/word/2015/wordml/symex" mc:Ignorable="w14 w15 w16se w16cid">
   <w:docDefaults>
     <w:rPrDefault>
       <w:rPr>
@@ -2283,7 +2687,7 @@
       </w:pPr>
     </w:pPrDefault>
   </w:docDefaults>
-  <w:latentStyles w:defLockedState="0" w:defUIPriority="99" w:defSemiHidden="0" w:defUnhideWhenUsed="0" w:defQFormat="0" w:count="376">
+  <w:latentStyles w:defLockedState="0" w:defUIPriority="99" w:defSemiHidden="0" w:defUnhideWhenUsed="0" w:defQFormat="0" w:count="375">
     <w:lsdException w:name="Normal" w:uiPriority="0" w:qFormat="1"/>
     <w:lsdException w:name="heading 1" w:uiPriority="9" w:qFormat="1"/>
     <w:lsdException w:name="heading 2" w:semiHidden="1" w:uiPriority="9" w:unhideWhenUsed="1" w:qFormat="1"/>
@@ -2659,7 +3063,6 @@
     <w:lsdException w:name="Smart Hyperlink" w:semiHidden="1" w:unhideWhenUsed="1"/>
     <w:lsdException w:name="Hashtag" w:semiHidden="1" w:unhideWhenUsed="1"/>
     <w:lsdException w:name="Unresolved Mention" w:semiHidden="1" w:unhideWhenUsed="1"/>
-    <w:lsdException w:name="Smart Link" w:semiHidden="1" w:unhideWhenUsed="1"/>
   </w:latentStyles>
   <w:style w:type="paragraph" w:default="1" w:styleId="Normal">
     <w:name w:val="Normal"/>
